--- a/courseware/LP-Manage AI Agents with Paperclip (TGS-2023036646).docx
+++ b/courseware/LP-Manage AI Agents with Paperclip (TGS-2023036646).docx
@@ -218,7 +218,7 @@
           <w:color w:val="1F6FEB"/>
           <w:sz w:val="24"/>
         </w:rPr>
-        <w:t>Version 1.0</w:t>
+        <w:t>Version 2.0</w:t>
       </w:r>
     </w:p>
     <w:p>
@@ -362,6 +362,64 @@
                 <w:sz w:val="19"/>
               </w:rPr>
               <w:t>Initial release — 2-day lesson plan for Manage AI Agents with Paperclip (TGS-2023036646), aligned to the four topics and the six hands-on labs (one simulated one-person company per lab).</w:t>
+            </w:r>
+          </w:p>
+        </w:tc>
+        <w:tc>
+          <w:tcPr>
+            <w:tcW w:type="dxa" w:w="2160"/>
+          </w:tcPr>
+          <w:p>
+            <w:r/>
+            <w:r>
+              <w:rPr>
+                <w:sz w:val="19"/>
+              </w:rPr>
+              <w:t>Dr. Alfred Ang</w:t>
+            </w:r>
+          </w:p>
+        </w:tc>
+      </w:tr>
+      <w:tr>
+        <w:tc>
+          <w:tcPr>
+            <w:tcW w:type="dxa" w:w="2160"/>
+          </w:tcPr>
+          <w:p>
+            <w:r/>
+            <w:r>
+              <w:rPr>
+                <w:sz w:val="19"/>
+              </w:rPr>
+              <w:t>2.0</w:t>
+            </w:r>
+          </w:p>
+        </w:tc>
+        <w:tc>
+          <w:tcPr>
+            <w:tcW w:type="dxa" w:w="2160"/>
+          </w:tcPr>
+          <w:p>
+            <w:r/>
+            <w:r>
+              <w:rPr>
+                <w:sz w:val="19"/>
+              </w:rPr>
+              <w:t>28 August 2026</w:t>
+            </w:r>
+          </w:p>
+        </w:tc>
+        <w:tc>
+          <w:tcPr>
+            <w:tcW w:type="dxa" w:w="2160"/>
+          </w:tcPr>
+          <w:p>
+            <w:r/>
+            <w:r>
+              <w:rPr>
+                <w:sz w:val="19"/>
+              </w:rPr>
+              <w:t>Aligned to the v2.0 courseware expansion: topic concepts rewritten against the official documentation at docs.paperclip.ing. Schedule, hours and lab mapping unchanged.</w:t>
             </w:r>
           </w:p>
         </w:tc>
@@ -832,14 +890,15 @@
         <w:tblLook w:firstColumn="1" w:firstRow="1" w:lastColumn="0" w:lastRow="0" w:noHBand="0" w:noVBand="1" w:val="04A0"/>
       </w:tblPr>
       <w:tblGrid>
-        <w:gridCol w:w="2880"/>
-        <w:gridCol w:w="2880"/>
-        <w:gridCol w:w="2880"/>
+        <w:gridCol w:w="2160"/>
+        <w:gridCol w:w="2160"/>
+        <w:gridCol w:w="2160"/>
+        <w:gridCol w:w="2160"/>
       </w:tblGrid>
       <w:tr>
         <w:tc>
           <w:tcPr>
-            <w:tcW w:type="dxa" w:w="1656"/>
+            <w:tcW w:type="dxa" w:w="1512"/>
             <w:shd w:val="clear" w:color="auto" w:fill="1F6FEB"/>
           </w:tcPr>
           <w:p>
@@ -857,7 +916,7 @@
         </w:tc>
         <w:tc>
           <w:tcPr>
-            <w:tcW w:type="dxa" w:w="1296"/>
+            <w:tcW w:type="dxa" w:w="1152"/>
             <w:shd w:val="clear" w:color="auto" w:fill="1F6FEB"/>
           </w:tcPr>
           <w:p>
@@ -875,7 +934,7 @@
         </w:tc>
         <w:tc>
           <w:tcPr>
-            <w:tcW w:type="dxa" w:w="6840"/>
+            <w:tcW w:type="dxa" w:w="5976"/>
             <w:shd w:val="clear" w:color="auto" w:fill="1F6FEB"/>
           </w:tcPr>
           <w:p>
@@ -891,11 +950,29 @@
             </w:r>
           </w:p>
         </w:tc>
+        <w:tc>
+          <w:tcPr>
+            <w:tcW w:type="dxa" w:w="1152"/>
+            <w:shd w:val="clear" w:color="auto" w:fill="1F6FEB"/>
+          </w:tcPr>
+          <w:p>
+            <w:r/>
+            <w:r>
+              <w:rPr>
+                <w:rFonts w:ascii="Arial" w:hAnsi="Arial"/>
+                <w:b/>
+                <w:color w:val="FFFFFF"/>
+                <w:sz w:val="20"/>
+              </w:rPr>
+              <w:t>Slides</w:t>
+            </w:r>
+          </w:p>
+        </w:tc>
       </w:tr>
       <w:tr>
         <w:tc>
           <w:tcPr>
-            <w:tcW w:type="dxa" w:w="1656"/>
+            <w:tcW w:type="dxa" w:w="1512"/>
             <w:shd w:val="clear" w:color="auto" w:fill="F3F5F8"/>
           </w:tcPr>
           <w:p>
@@ -912,7 +989,7 @@
         </w:tc>
         <w:tc>
           <w:tcPr>
-            <w:tcW w:type="dxa" w:w="1296"/>
+            <w:tcW w:type="dxa" w:w="1152"/>
             <w:shd w:val="clear" w:color="auto" w:fill="F3F5F8"/>
           </w:tcPr>
           <w:p>
@@ -929,7 +1006,7 @@
         </w:tc>
         <w:tc>
           <w:tcPr>
-            <w:tcW w:type="dxa" w:w="6840"/>
+            <w:tcW w:type="dxa" w:w="5976"/>
             <w:shd w:val="clear" w:color="auto" w:fill="F3F5F8"/>
           </w:tcPr>
           <w:p>
@@ -944,11 +1021,31 @@
             </w:r>
           </w:p>
         </w:tc>
+        <w:tc>
+          <w:tcPr>
+            <w:tcW w:type="dxa" w:w="1152"/>
+            <w:shd w:val="clear" w:color="auto" w:fill="F3F5F8"/>
+          </w:tcPr>
+          <w:p>
+            <w:pPr>
+              <w:jc w:val="center"/>
+            </w:pPr>
+            <w:r/>
+            <w:r>
+              <w:rPr>
+                <w:rFonts w:ascii="Arial" w:hAnsi="Arial"/>
+                <w:b w:val="0"/>
+                <w:sz w:val="19"/>
+              </w:rPr>
+              <w:t>2-19</w:t>
+            </w:r>
+          </w:p>
+        </w:tc>
       </w:tr>
       <w:tr>
         <w:tc>
           <w:tcPr>
-            <w:tcW w:type="dxa" w:w="1656"/>
+            <w:tcW w:type="dxa" w:w="1512"/>
             <w:shd w:val="clear" w:color="auto" w:fill="E8F0FE"/>
           </w:tcPr>
           <w:p>
@@ -965,7 +1062,7 @@
         </w:tc>
         <w:tc>
           <w:tcPr>
-            <w:tcW w:type="dxa" w:w="1296"/>
+            <w:tcW w:type="dxa" w:w="1152"/>
             <w:shd w:val="clear" w:color="auto" w:fill="E8F0FE"/>
           </w:tcPr>
           <w:p>
@@ -982,7 +1079,7 @@
         </w:tc>
         <w:tc>
           <w:tcPr>
-            <w:tcW w:type="dxa" w:w="6840"/>
+            <w:tcW w:type="dxa" w:w="5976"/>
             <w:shd w:val="clear" w:color="auto" w:fill="E8F0FE"/>
           </w:tcPr>
           <w:p>
@@ -997,11 +1094,31 @@
             </w:r>
           </w:p>
         </w:tc>
+        <w:tc>
+          <w:tcPr>
+            <w:tcW w:type="dxa" w:w="1152"/>
+            <w:shd w:val="clear" w:color="auto" w:fill="E8F0FE"/>
+          </w:tcPr>
+          <w:p>
+            <w:pPr>
+              <w:jc w:val="center"/>
+            </w:pPr>
+            <w:r/>
+            <w:r>
+              <w:rPr>
+                <w:rFonts w:ascii="Arial" w:hAnsi="Arial"/>
+                <w:b w:val="0"/>
+                <w:sz w:val="19"/>
+              </w:rPr>
+              <w:t>31-37</w:t>
+            </w:r>
+          </w:p>
+        </w:tc>
       </w:tr>
       <w:tr>
         <w:tc>
           <w:tcPr>
-            <w:tcW w:type="dxa" w:w="1656"/>
+            <w:tcW w:type="dxa" w:w="1512"/>
             <w:shd w:val="clear" w:color="auto" w:fill="FFF4E5"/>
           </w:tcPr>
           <w:p>
@@ -1018,7 +1135,7 @@
         </w:tc>
         <w:tc>
           <w:tcPr>
-            <w:tcW w:type="dxa" w:w="1296"/>
+            <w:tcW w:type="dxa" w:w="1152"/>
             <w:shd w:val="clear" w:color="auto" w:fill="FFF4E5"/>
           </w:tcPr>
           <w:p>
@@ -1035,7 +1152,7 @@
         </w:tc>
         <w:tc>
           <w:tcPr>
-            <w:tcW w:type="dxa" w:w="6840"/>
+            <w:tcW w:type="dxa" w:w="5976"/>
             <w:shd w:val="clear" w:color="auto" w:fill="FFF4E5"/>
           </w:tcPr>
           <w:p>
@@ -1050,11 +1167,30 @@
             </w:r>
           </w:p>
         </w:tc>
+        <w:tc>
+          <w:tcPr>
+            <w:tcW w:type="dxa" w:w="1152"/>
+            <w:shd w:val="clear" w:color="auto" w:fill="FFF4E5"/>
+          </w:tcPr>
+          <w:p>
+            <w:pPr>
+              <w:jc w:val="center"/>
+            </w:pPr>
+            <w:r/>
+            <w:r>
+              <w:rPr>
+                <w:rFonts w:ascii="Arial" w:hAnsi="Arial"/>
+                <w:b w:val="0"/>
+                <w:sz w:val="19"/>
+              </w:rPr>
+            </w:r>
+          </w:p>
+        </w:tc>
       </w:tr>
       <w:tr>
         <w:tc>
           <w:tcPr>
-            <w:tcW w:type="dxa" w:w="1656"/>
+            <w:tcW w:type="dxa" w:w="1512"/>
           </w:tcPr>
           <w:p>
             <w:r/>
@@ -1070,7 +1206,7 @@
         </w:tc>
         <w:tc>
           <w:tcPr>
-            <w:tcW w:type="dxa" w:w="1296"/>
+            <w:tcW w:type="dxa" w:w="1152"/>
           </w:tcPr>
           <w:p>
             <w:r/>
@@ -1086,7 +1222,7 @@
         </w:tc>
         <w:tc>
           <w:tcPr>
-            <w:tcW w:type="dxa" w:w="6840"/>
+            <w:tcW w:type="dxa" w:w="5976"/>
           </w:tcPr>
           <w:p>
             <w:r/>
@@ -1100,11 +1236,30 @@
             </w:r>
           </w:p>
         </w:tc>
+        <w:tc>
+          <w:tcPr>
+            <w:tcW w:type="dxa" w:w="1152"/>
+          </w:tcPr>
+          <w:p>
+            <w:pPr>
+              <w:jc w:val="center"/>
+            </w:pPr>
+            <w:r/>
+            <w:r>
+              <w:rPr>
+                <w:rFonts w:ascii="Arial" w:hAnsi="Arial"/>
+                <w:b w:val="0"/>
+                <w:sz w:val="19"/>
+              </w:rPr>
+              <w:t>38-42</w:t>
+            </w:r>
+          </w:p>
+        </w:tc>
       </w:tr>
       <w:tr>
         <w:tc>
           <w:tcPr>
-            <w:tcW w:type="dxa" w:w="1656"/>
+            <w:tcW w:type="dxa" w:w="1512"/>
             <w:shd w:val="clear" w:color="auto" w:fill="FDE9D9"/>
           </w:tcPr>
           <w:p>
@@ -1121,7 +1276,7 @@
         </w:tc>
         <w:tc>
           <w:tcPr>
-            <w:tcW w:type="dxa" w:w="1296"/>
+            <w:tcW w:type="dxa" w:w="1152"/>
             <w:shd w:val="clear" w:color="auto" w:fill="FDE9D9"/>
           </w:tcPr>
           <w:p>
@@ -1138,7 +1293,7 @@
         </w:tc>
         <w:tc>
           <w:tcPr>
-            <w:tcW w:type="dxa" w:w="6840"/>
+            <w:tcW w:type="dxa" w:w="5976"/>
             <w:shd w:val="clear" w:color="auto" w:fill="FDE9D9"/>
           </w:tcPr>
           <w:p>
@@ -1153,11 +1308,30 @@
             </w:r>
           </w:p>
         </w:tc>
+        <w:tc>
+          <w:tcPr>
+            <w:tcW w:type="dxa" w:w="1152"/>
+            <w:shd w:val="clear" w:color="auto" w:fill="FDE9D9"/>
+          </w:tcPr>
+          <w:p>
+            <w:pPr>
+              <w:jc w:val="center"/>
+            </w:pPr>
+            <w:r/>
+            <w:r>
+              <w:rPr>
+                <w:rFonts w:ascii="Arial" w:hAnsi="Arial"/>
+                <w:b w:val="0"/>
+                <w:sz w:val="19"/>
+              </w:rPr>
+            </w:r>
+          </w:p>
+        </w:tc>
       </w:tr>
       <w:tr>
         <w:tc>
           <w:tcPr>
-            <w:tcW w:type="dxa" w:w="1656"/>
+            <w:tcW w:type="dxa" w:w="1512"/>
             <w:shd w:val="clear" w:color="auto" w:fill="E8F0FE"/>
           </w:tcPr>
           <w:p>
@@ -1174,7 +1348,7 @@
         </w:tc>
         <w:tc>
           <w:tcPr>
-            <w:tcW w:type="dxa" w:w="1296"/>
+            <w:tcW w:type="dxa" w:w="1152"/>
             <w:shd w:val="clear" w:color="auto" w:fill="E8F0FE"/>
           </w:tcPr>
           <w:p>
@@ -1191,7 +1365,7 @@
         </w:tc>
         <w:tc>
           <w:tcPr>
-            <w:tcW w:type="dxa" w:w="6840"/>
+            <w:tcW w:type="dxa" w:w="5976"/>
             <w:shd w:val="clear" w:color="auto" w:fill="E8F0FE"/>
           </w:tcPr>
           <w:p>
@@ -1206,11 +1380,31 @@
             </w:r>
           </w:p>
         </w:tc>
+        <w:tc>
+          <w:tcPr>
+            <w:tcW w:type="dxa" w:w="1152"/>
+            <w:shd w:val="clear" w:color="auto" w:fill="E8F0FE"/>
+          </w:tcPr>
+          <w:p>
+            <w:pPr>
+              <w:jc w:val="center"/>
+            </w:pPr>
+            <w:r/>
+            <w:r>
+              <w:rPr>
+                <w:rFonts w:ascii="Arial" w:hAnsi="Arial"/>
+                <w:b w:val="0"/>
+                <w:sz w:val="19"/>
+              </w:rPr>
+              <w:t>43-50</w:t>
+            </w:r>
+          </w:p>
+        </w:tc>
       </w:tr>
       <w:tr>
         <w:tc>
           <w:tcPr>
-            <w:tcW w:type="dxa" w:w="1656"/>
+            <w:tcW w:type="dxa" w:w="1512"/>
             <w:shd w:val="clear" w:color="auto" w:fill="FFF4E5"/>
           </w:tcPr>
           <w:p>
@@ -1227,7 +1421,7 @@
         </w:tc>
         <w:tc>
           <w:tcPr>
-            <w:tcW w:type="dxa" w:w="1296"/>
+            <w:tcW w:type="dxa" w:w="1152"/>
             <w:shd w:val="clear" w:color="auto" w:fill="FFF4E5"/>
           </w:tcPr>
           <w:p>
@@ -1244,7 +1438,7 @@
         </w:tc>
         <w:tc>
           <w:tcPr>
-            <w:tcW w:type="dxa" w:w="6840"/>
+            <w:tcW w:type="dxa" w:w="5976"/>
             <w:shd w:val="clear" w:color="auto" w:fill="FFF4E5"/>
           </w:tcPr>
           <w:p>
@@ -1259,11 +1453,30 @@
             </w:r>
           </w:p>
         </w:tc>
+        <w:tc>
+          <w:tcPr>
+            <w:tcW w:type="dxa" w:w="1152"/>
+            <w:shd w:val="clear" w:color="auto" w:fill="FFF4E5"/>
+          </w:tcPr>
+          <w:p>
+            <w:pPr>
+              <w:jc w:val="center"/>
+            </w:pPr>
+            <w:r/>
+            <w:r>
+              <w:rPr>
+                <w:rFonts w:ascii="Arial" w:hAnsi="Arial"/>
+                <w:b w:val="0"/>
+                <w:sz w:val="19"/>
+              </w:rPr>
+            </w:r>
+          </w:p>
+        </w:tc>
       </w:tr>
       <w:tr>
         <w:tc>
           <w:tcPr>
-            <w:tcW w:type="dxa" w:w="1656"/>
+            <w:tcW w:type="dxa" w:w="1512"/>
           </w:tcPr>
           <w:p>
             <w:r/>
@@ -1279,7 +1492,7 @@
         </w:tc>
         <w:tc>
           <w:tcPr>
-            <w:tcW w:type="dxa" w:w="1296"/>
+            <w:tcW w:type="dxa" w:w="1152"/>
           </w:tcPr>
           <w:p>
             <w:r/>
@@ -1295,7 +1508,7 @@
         </w:tc>
         <w:tc>
           <w:tcPr>
-            <w:tcW w:type="dxa" w:w="6840"/>
+            <w:tcW w:type="dxa" w:w="5976"/>
           </w:tcPr>
           <w:p>
             <w:r/>
@@ -1309,11 +1522,30 @@
             </w:r>
           </w:p>
         </w:tc>
+        <w:tc>
+          <w:tcPr>
+            <w:tcW w:type="dxa" w:w="1152"/>
+          </w:tcPr>
+          <w:p>
+            <w:pPr>
+              <w:jc w:val="center"/>
+            </w:pPr>
+            <w:r/>
+            <w:r>
+              <w:rPr>
+                <w:rFonts w:ascii="Arial" w:hAnsi="Arial"/>
+                <w:b w:val="0"/>
+                <w:sz w:val="19"/>
+              </w:rPr>
+              <w:t>51-59</w:t>
+            </w:r>
+          </w:p>
+        </w:tc>
       </w:tr>
       <w:tr>
         <w:tc>
           <w:tcPr>
-            <w:tcW w:type="dxa" w:w="1656"/>
+            <w:tcW w:type="dxa" w:w="1512"/>
             <w:shd w:val="clear" w:color="auto" w:fill="F3F5F8"/>
           </w:tcPr>
           <w:p>
@@ -1330,7 +1562,7 @@
         </w:tc>
         <w:tc>
           <w:tcPr>
-            <w:tcW w:type="dxa" w:w="1296"/>
+            <w:tcW w:type="dxa" w:w="1152"/>
             <w:shd w:val="clear" w:color="auto" w:fill="F3F5F8"/>
           </w:tcPr>
           <w:p>
@@ -1347,7 +1579,7 @@
         </w:tc>
         <w:tc>
           <w:tcPr>
-            <w:tcW w:type="dxa" w:w="6840"/>
+            <w:tcW w:type="dxa" w:w="5976"/>
             <w:shd w:val="clear" w:color="auto" w:fill="F3F5F8"/>
           </w:tcPr>
           <w:p>
@@ -1359,6 +1591,25 @@
                 <w:sz w:val="19"/>
               </w:rPr>
               <w:t>Day 1 recap, Q&amp;A and PM digital attendance</w:t>
+            </w:r>
+          </w:p>
+        </w:tc>
+        <w:tc>
+          <w:tcPr>
+            <w:tcW w:type="dxa" w:w="1152"/>
+            <w:shd w:val="clear" w:color="auto" w:fill="F3F5F8"/>
+          </w:tcPr>
+          <w:p>
+            <w:pPr>
+              <w:jc w:val="center"/>
+            </w:pPr>
+            <w:r/>
+            <w:r>
+              <w:rPr>
+                <w:rFonts w:ascii="Arial" w:hAnsi="Arial"/>
+                <w:b w:val="0"/>
+                <w:sz w:val="19"/>
+              </w:rPr>
             </w:r>
           </w:p>
         </w:tc>
@@ -1390,14 +1641,15 @@
         <w:tblLook w:firstColumn="1" w:firstRow="1" w:lastColumn="0" w:lastRow="0" w:noHBand="0" w:noVBand="1" w:val="04A0"/>
       </w:tblPr>
       <w:tblGrid>
-        <w:gridCol w:w="2880"/>
-        <w:gridCol w:w="2880"/>
-        <w:gridCol w:w="2880"/>
+        <w:gridCol w:w="2160"/>
+        <w:gridCol w:w="2160"/>
+        <w:gridCol w:w="2160"/>
+        <w:gridCol w:w="2160"/>
       </w:tblGrid>
       <w:tr>
         <w:tc>
           <w:tcPr>
-            <w:tcW w:type="dxa" w:w="1656"/>
+            <w:tcW w:type="dxa" w:w="1512"/>
             <w:shd w:val="clear" w:color="auto" w:fill="1F6FEB"/>
           </w:tcPr>
           <w:p>
@@ -1415,7 +1667,7 @@
         </w:tc>
         <w:tc>
           <w:tcPr>
-            <w:tcW w:type="dxa" w:w="1296"/>
+            <w:tcW w:type="dxa" w:w="1152"/>
             <w:shd w:val="clear" w:color="auto" w:fill="1F6FEB"/>
           </w:tcPr>
           <w:p>
@@ -1433,7 +1685,7 @@
         </w:tc>
         <w:tc>
           <w:tcPr>
-            <w:tcW w:type="dxa" w:w="6840"/>
+            <w:tcW w:type="dxa" w:w="5976"/>
             <w:shd w:val="clear" w:color="auto" w:fill="1F6FEB"/>
           </w:tcPr>
           <w:p>
@@ -1449,11 +1701,29 @@
             </w:r>
           </w:p>
         </w:tc>
+        <w:tc>
+          <w:tcPr>
+            <w:tcW w:type="dxa" w:w="1152"/>
+            <w:shd w:val="clear" w:color="auto" w:fill="1F6FEB"/>
+          </w:tcPr>
+          <w:p>
+            <w:r/>
+            <w:r>
+              <w:rPr>
+                <w:rFonts w:ascii="Arial" w:hAnsi="Arial"/>
+                <w:b/>
+                <w:color w:val="FFFFFF"/>
+                <w:sz w:val="20"/>
+              </w:rPr>
+              <w:t>Slides</w:t>
+            </w:r>
+          </w:p>
+        </w:tc>
       </w:tr>
       <w:tr>
         <w:tc>
           <w:tcPr>
-            <w:tcW w:type="dxa" w:w="1656"/>
+            <w:tcW w:type="dxa" w:w="1512"/>
             <w:shd w:val="clear" w:color="auto" w:fill="F3F5F8"/>
           </w:tcPr>
           <w:p>
@@ -1470,7 +1740,7 @@
         </w:tc>
         <w:tc>
           <w:tcPr>
-            <w:tcW w:type="dxa" w:w="1296"/>
+            <w:tcW w:type="dxa" w:w="1152"/>
             <w:shd w:val="clear" w:color="auto" w:fill="F3F5F8"/>
           </w:tcPr>
           <w:p>
@@ -1487,7 +1757,7 @@
         </w:tc>
         <w:tc>
           <w:tcPr>
-            <w:tcW w:type="dxa" w:w="6840"/>
+            <w:tcW w:type="dxa" w:w="5976"/>
             <w:shd w:val="clear" w:color="auto" w:fill="F3F5F8"/>
           </w:tcPr>
           <w:p>
@@ -1502,11 +1772,30 @@
             </w:r>
           </w:p>
         </w:tc>
+        <w:tc>
+          <w:tcPr>
+            <w:tcW w:type="dxa" w:w="1152"/>
+            <w:shd w:val="clear" w:color="auto" w:fill="F3F5F8"/>
+          </w:tcPr>
+          <w:p>
+            <w:pPr>
+              <w:jc w:val="center"/>
+            </w:pPr>
+            <w:r/>
+            <w:r>
+              <w:rPr>
+                <w:rFonts w:ascii="Arial" w:hAnsi="Arial"/>
+                <w:b w:val="0"/>
+                <w:sz w:val="19"/>
+              </w:rPr>
+            </w:r>
+          </w:p>
+        </w:tc>
       </w:tr>
       <w:tr>
         <w:tc>
           <w:tcPr>
-            <w:tcW w:type="dxa" w:w="1656"/>
+            <w:tcW w:type="dxa" w:w="1512"/>
             <w:shd w:val="clear" w:color="auto" w:fill="E8F0FE"/>
           </w:tcPr>
           <w:p>
@@ -1523,7 +1812,7 @@
         </w:tc>
         <w:tc>
           <w:tcPr>
-            <w:tcW w:type="dxa" w:w="1296"/>
+            <w:tcW w:type="dxa" w:w="1152"/>
             <w:shd w:val="clear" w:color="auto" w:fill="E8F0FE"/>
           </w:tcPr>
           <w:p>
@@ -1540,7 +1829,7 @@
         </w:tc>
         <w:tc>
           <w:tcPr>
-            <w:tcW w:type="dxa" w:w="6840"/>
+            <w:tcW w:type="dxa" w:w="5976"/>
             <w:shd w:val="clear" w:color="auto" w:fill="E8F0FE"/>
           </w:tcPr>
           <w:p>
@@ -1555,11 +1844,31 @@
             </w:r>
           </w:p>
         </w:tc>
+        <w:tc>
+          <w:tcPr>
+            <w:tcW w:type="dxa" w:w="1152"/>
+            <w:shd w:val="clear" w:color="auto" w:fill="E8F0FE"/>
+          </w:tcPr>
+          <w:p>
+            <w:pPr>
+              <w:jc w:val="center"/>
+            </w:pPr>
+            <w:r/>
+            <w:r>
+              <w:rPr>
+                <w:rFonts w:ascii="Arial" w:hAnsi="Arial"/>
+                <w:b w:val="0"/>
+                <w:sz w:val="19"/>
+              </w:rPr>
+              <w:t>60-68</w:t>
+            </w:r>
+          </w:p>
+        </w:tc>
       </w:tr>
       <w:tr>
         <w:tc>
           <w:tcPr>
-            <w:tcW w:type="dxa" w:w="1656"/>
+            <w:tcW w:type="dxa" w:w="1512"/>
             <w:shd w:val="clear" w:color="auto" w:fill="FFF4E5"/>
           </w:tcPr>
           <w:p>
@@ -1576,7 +1885,7 @@
         </w:tc>
         <w:tc>
           <w:tcPr>
-            <w:tcW w:type="dxa" w:w="1296"/>
+            <w:tcW w:type="dxa" w:w="1152"/>
             <w:shd w:val="clear" w:color="auto" w:fill="FFF4E5"/>
           </w:tcPr>
           <w:p>
@@ -1593,7 +1902,7 @@
         </w:tc>
         <w:tc>
           <w:tcPr>
-            <w:tcW w:type="dxa" w:w="6840"/>
+            <w:tcW w:type="dxa" w:w="5976"/>
             <w:shd w:val="clear" w:color="auto" w:fill="FFF4E5"/>
           </w:tcPr>
           <w:p>
@@ -1608,11 +1917,30 @@
             </w:r>
           </w:p>
         </w:tc>
+        <w:tc>
+          <w:tcPr>
+            <w:tcW w:type="dxa" w:w="1152"/>
+            <w:shd w:val="clear" w:color="auto" w:fill="FFF4E5"/>
+          </w:tcPr>
+          <w:p>
+            <w:pPr>
+              <w:jc w:val="center"/>
+            </w:pPr>
+            <w:r/>
+            <w:r>
+              <w:rPr>
+                <w:rFonts w:ascii="Arial" w:hAnsi="Arial"/>
+                <w:b w:val="0"/>
+                <w:sz w:val="19"/>
+              </w:rPr>
+            </w:r>
+          </w:p>
+        </w:tc>
       </w:tr>
       <w:tr>
         <w:tc>
           <w:tcPr>
-            <w:tcW w:type="dxa" w:w="1656"/>
+            <w:tcW w:type="dxa" w:w="1512"/>
           </w:tcPr>
           <w:p>
             <w:r/>
@@ -1628,7 +1956,7 @@
         </w:tc>
         <w:tc>
           <w:tcPr>
-            <w:tcW w:type="dxa" w:w="1296"/>
+            <w:tcW w:type="dxa" w:w="1152"/>
           </w:tcPr>
           <w:p>
             <w:r/>
@@ -1644,7 +1972,7 @@
         </w:tc>
         <w:tc>
           <w:tcPr>
-            <w:tcW w:type="dxa" w:w="6840"/>
+            <w:tcW w:type="dxa" w:w="5976"/>
           </w:tcPr>
           <w:p>
             <w:r/>
@@ -1658,11 +1986,30 @@
             </w:r>
           </w:p>
         </w:tc>
+        <w:tc>
+          <w:tcPr>
+            <w:tcW w:type="dxa" w:w="1152"/>
+          </w:tcPr>
+          <w:p>
+            <w:pPr>
+              <w:jc w:val="center"/>
+            </w:pPr>
+            <w:r/>
+            <w:r>
+              <w:rPr>
+                <w:rFonts w:ascii="Arial" w:hAnsi="Arial"/>
+                <w:b w:val="0"/>
+                <w:sz w:val="19"/>
+              </w:rPr>
+              <w:t>69-77</w:t>
+            </w:r>
+          </w:p>
+        </w:tc>
       </w:tr>
       <w:tr>
         <w:tc>
           <w:tcPr>
-            <w:tcW w:type="dxa" w:w="1656"/>
+            <w:tcW w:type="dxa" w:w="1512"/>
             <w:shd w:val="clear" w:color="auto" w:fill="FDE9D9"/>
           </w:tcPr>
           <w:p>
@@ -1679,7 +2026,7 @@
         </w:tc>
         <w:tc>
           <w:tcPr>
-            <w:tcW w:type="dxa" w:w="1296"/>
+            <w:tcW w:type="dxa" w:w="1152"/>
             <w:shd w:val="clear" w:color="auto" w:fill="FDE9D9"/>
           </w:tcPr>
           <w:p>
@@ -1696,7 +2043,7 @@
         </w:tc>
         <w:tc>
           <w:tcPr>
-            <w:tcW w:type="dxa" w:w="6840"/>
+            <w:tcW w:type="dxa" w:w="5976"/>
             <w:shd w:val="clear" w:color="auto" w:fill="FDE9D9"/>
           </w:tcPr>
           <w:p>
@@ -1711,11 +2058,30 @@
             </w:r>
           </w:p>
         </w:tc>
+        <w:tc>
+          <w:tcPr>
+            <w:tcW w:type="dxa" w:w="1152"/>
+            <w:shd w:val="clear" w:color="auto" w:fill="FDE9D9"/>
+          </w:tcPr>
+          <w:p>
+            <w:pPr>
+              <w:jc w:val="center"/>
+            </w:pPr>
+            <w:r/>
+            <w:r>
+              <w:rPr>
+                <w:rFonts w:ascii="Arial" w:hAnsi="Arial"/>
+                <w:b w:val="0"/>
+                <w:sz w:val="19"/>
+              </w:rPr>
+            </w:r>
+          </w:p>
+        </w:tc>
       </w:tr>
       <w:tr>
         <w:tc>
           <w:tcPr>
-            <w:tcW w:type="dxa" w:w="1656"/>
+            <w:tcW w:type="dxa" w:w="1512"/>
             <w:shd w:val="clear" w:color="auto" w:fill="E8F0FE"/>
           </w:tcPr>
           <w:p>
@@ -1732,7 +2098,7 @@
         </w:tc>
         <w:tc>
           <w:tcPr>
-            <w:tcW w:type="dxa" w:w="1296"/>
+            <w:tcW w:type="dxa" w:w="1152"/>
             <w:shd w:val="clear" w:color="auto" w:fill="E8F0FE"/>
           </w:tcPr>
           <w:p>
@@ -1749,7 +2115,7 @@
         </w:tc>
         <w:tc>
           <w:tcPr>
-            <w:tcW w:type="dxa" w:w="6840"/>
+            <w:tcW w:type="dxa" w:w="5976"/>
             <w:shd w:val="clear" w:color="auto" w:fill="E8F0FE"/>
           </w:tcPr>
           <w:p>
@@ -1764,11 +2130,31 @@
             </w:r>
           </w:p>
         </w:tc>
+        <w:tc>
+          <w:tcPr>
+            <w:tcW w:type="dxa" w:w="1152"/>
+            <w:shd w:val="clear" w:color="auto" w:fill="E8F0FE"/>
+          </w:tcPr>
+          <w:p>
+            <w:pPr>
+              <w:jc w:val="center"/>
+            </w:pPr>
+            <w:r/>
+            <w:r>
+              <w:rPr>
+                <w:rFonts w:ascii="Arial" w:hAnsi="Arial"/>
+                <w:b w:val="0"/>
+                <w:sz w:val="19"/>
+              </w:rPr>
+              <w:t>78-88</w:t>
+            </w:r>
+          </w:p>
+        </w:tc>
       </w:tr>
       <w:tr>
         <w:tc>
           <w:tcPr>
-            <w:tcW w:type="dxa" w:w="1656"/>
+            <w:tcW w:type="dxa" w:w="1512"/>
             <w:shd w:val="clear" w:color="auto" w:fill="FFF4E5"/>
           </w:tcPr>
           <w:p>
@@ -1785,7 +2171,7 @@
         </w:tc>
         <w:tc>
           <w:tcPr>
-            <w:tcW w:type="dxa" w:w="1296"/>
+            <w:tcW w:type="dxa" w:w="1152"/>
             <w:shd w:val="clear" w:color="auto" w:fill="FFF4E5"/>
           </w:tcPr>
           <w:p>
@@ -1802,7 +2188,7 @@
         </w:tc>
         <w:tc>
           <w:tcPr>
-            <w:tcW w:type="dxa" w:w="6840"/>
+            <w:tcW w:type="dxa" w:w="5976"/>
             <w:shd w:val="clear" w:color="auto" w:fill="FFF4E5"/>
           </w:tcPr>
           <w:p>
@@ -1817,11 +2203,30 @@
             </w:r>
           </w:p>
         </w:tc>
+        <w:tc>
+          <w:tcPr>
+            <w:tcW w:type="dxa" w:w="1152"/>
+            <w:shd w:val="clear" w:color="auto" w:fill="FFF4E5"/>
+          </w:tcPr>
+          <w:p>
+            <w:pPr>
+              <w:jc w:val="center"/>
+            </w:pPr>
+            <w:r/>
+            <w:r>
+              <w:rPr>
+                <w:rFonts w:ascii="Arial" w:hAnsi="Arial"/>
+                <w:b w:val="0"/>
+                <w:sz w:val="19"/>
+              </w:rPr>
+            </w:r>
+          </w:p>
+        </w:tc>
       </w:tr>
       <w:tr>
         <w:tc>
           <w:tcPr>
-            <w:tcW w:type="dxa" w:w="1656"/>
+            <w:tcW w:type="dxa" w:w="1512"/>
           </w:tcPr>
           <w:p>
             <w:r/>
@@ -1837,7 +2242,7 @@
         </w:tc>
         <w:tc>
           <w:tcPr>
-            <w:tcW w:type="dxa" w:w="1296"/>
+            <w:tcW w:type="dxa" w:w="1152"/>
           </w:tcPr>
           <w:p>
             <w:r/>
@@ -1853,7 +2258,7 @@
         </w:tc>
         <w:tc>
           <w:tcPr>
-            <w:tcW w:type="dxa" w:w="6840"/>
+            <w:tcW w:type="dxa" w:w="5976"/>
           </w:tcPr>
           <w:p>
             <w:r/>
@@ -1867,11 +2272,30 @@
             </w:r>
           </w:p>
         </w:tc>
+        <w:tc>
+          <w:tcPr>
+            <w:tcW w:type="dxa" w:w="1152"/>
+          </w:tcPr>
+          <w:p>
+            <w:pPr>
+              <w:jc w:val="center"/>
+            </w:pPr>
+            <w:r/>
+            <w:r>
+              <w:rPr>
+                <w:rFonts w:ascii="Arial" w:hAnsi="Arial"/>
+                <w:b w:val="0"/>
+                <w:sz w:val="19"/>
+              </w:rPr>
+              <w:t>89-93</w:t>
+            </w:r>
+          </w:p>
+        </w:tc>
       </w:tr>
       <w:tr>
         <w:tc>
           <w:tcPr>
-            <w:tcW w:type="dxa" w:w="1656"/>
+            <w:tcW w:type="dxa" w:w="1512"/>
             <w:shd w:val="clear" w:color="auto" w:fill="F3F5F8"/>
           </w:tcPr>
           <w:p>
@@ -1888,7 +2312,7 @@
         </w:tc>
         <w:tc>
           <w:tcPr>
-            <w:tcW w:type="dxa" w:w="1296"/>
+            <w:tcW w:type="dxa" w:w="1152"/>
             <w:shd w:val="clear" w:color="auto" w:fill="F3F5F8"/>
           </w:tcPr>
           <w:p>
@@ -1905,7 +2329,7 @@
         </w:tc>
         <w:tc>
           <w:tcPr>
-            <w:tcW w:type="dxa" w:w="6840"/>
+            <w:tcW w:type="dxa" w:w="5976"/>
             <w:shd w:val="clear" w:color="auto" w:fill="F3F5F8"/>
           </w:tcPr>
           <w:p>
@@ -1920,11 +2344,31 @@
             </w:r>
           </w:p>
         </w:tc>
+        <w:tc>
+          <w:tcPr>
+            <w:tcW w:type="dxa" w:w="1152"/>
+            <w:shd w:val="clear" w:color="auto" w:fill="F3F5F8"/>
+          </w:tcPr>
+          <w:p>
+            <w:pPr>
+              <w:jc w:val="center"/>
+            </w:pPr>
+            <w:r/>
+            <w:r>
+              <w:rPr>
+                <w:rFonts w:ascii="Arial" w:hAnsi="Arial"/>
+                <w:b w:val="0"/>
+                <w:sz w:val="19"/>
+              </w:rPr>
+              <w:t>94-104</w:t>
+            </w:r>
+          </w:p>
+        </w:tc>
       </w:tr>
       <w:tr>
         <w:tc>
           <w:tcPr>
-            <w:tcW w:type="dxa" w:w="1656"/>
+            <w:tcW w:type="dxa" w:w="1512"/>
             <w:shd w:val="clear" w:color="auto" w:fill="E8F7EE"/>
           </w:tcPr>
           <w:p>
@@ -1941,7 +2385,7 @@
         </w:tc>
         <w:tc>
           <w:tcPr>
-            <w:tcW w:type="dxa" w:w="1296"/>
+            <w:tcW w:type="dxa" w:w="1152"/>
             <w:shd w:val="clear" w:color="auto" w:fill="E8F7EE"/>
           </w:tcPr>
           <w:p>
@@ -1958,7 +2402,7 @@
         </w:tc>
         <w:tc>
           <w:tcPr>
-            <w:tcW w:type="dxa" w:w="6840"/>
+            <w:tcW w:type="dxa" w:w="5976"/>
             <w:shd w:val="clear" w:color="auto" w:fill="E8F7EE"/>
           </w:tcPr>
           <w:p>
@@ -1973,11 +2417,31 @@
             </w:r>
           </w:p>
         </w:tc>
+        <w:tc>
+          <w:tcPr>
+            <w:tcW w:type="dxa" w:w="1152"/>
+            <w:shd w:val="clear" w:color="auto" w:fill="E8F7EE"/>
+          </w:tcPr>
+          <w:p>
+            <w:pPr>
+              <w:jc w:val="center"/>
+            </w:pPr>
+            <w:r/>
+            <w:r>
+              <w:rPr>
+                <w:rFonts w:ascii="Arial" w:hAnsi="Arial"/>
+                <w:b w:val="0"/>
+                <w:sz w:val="19"/>
+              </w:rPr>
+              <w:t>94-104</w:t>
+            </w:r>
+          </w:p>
+        </w:tc>
       </w:tr>
       <w:tr>
         <w:tc>
           <w:tcPr>
-            <w:tcW w:type="dxa" w:w="1656"/>
+            <w:tcW w:type="dxa" w:w="1512"/>
             <w:shd w:val="clear" w:color="auto" w:fill="E8F7EE"/>
           </w:tcPr>
           <w:p>
@@ -1994,7 +2458,7 @@
         </w:tc>
         <w:tc>
           <w:tcPr>
-            <w:tcW w:type="dxa" w:w="1296"/>
+            <w:tcW w:type="dxa" w:w="1152"/>
             <w:shd w:val="clear" w:color="auto" w:fill="E8F7EE"/>
           </w:tcPr>
           <w:p>
@@ -2011,7 +2475,7 @@
         </w:tc>
         <w:tc>
           <w:tcPr>
-            <w:tcW w:type="dxa" w:w="6840"/>
+            <w:tcW w:type="dxa" w:w="5976"/>
             <w:shd w:val="clear" w:color="auto" w:fill="E8F7EE"/>
           </w:tcPr>
           <w:p>
@@ -2026,11 +2490,31 @@
             </w:r>
           </w:p>
         </w:tc>
+        <w:tc>
+          <w:tcPr>
+            <w:tcW w:type="dxa" w:w="1152"/>
+            <w:shd w:val="clear" w:color="auto" w:fill="E8F7EE"/>
+          </w:tcPr>
+          <w:p>
+            <w:pPr>
+              <w:jc w:val="center"/>
+            </w:pPr>
+            <w:r/>
+            <w:r>
+              <w:rPr>
+                <w:rFonts w:ascii="Arial" w:hAnsi="Arial"/>
+                <w:b w:val="0"/>
+                <w:sz w:val="19"/>
+              </w:rPr>
+              <w:t>94-104</w:t>
+            </w:r>
+          </w:p>
+        </w:tc>
       </w:tr>
       <w:tr>
         <w:tc>
           <w:tcPr>
-            <w:tcW w:type="dxa" w:w="1656"/>
+            <w:tcW w:type="dxa" w:w="1512"/>
             <w:shd w:val="clear" w:color="auto" w:fill="E8F7EE"/>
           </w:tcPr>
           <w:p>
@@ -2047,7 +2531,7 @@
         </w:tc>
         <w:tc>
           <w:tcPr>
-            <w:tcW w:type="dxa" w:w="1296"/>
+            <w:tcW w:type="dxa" w:w="1152"/>
             <w:shd w:val="clear" w:color="auto" w:fill="E8F7EE"/>
           </w:tcPr>
           <w:p>
@@ -2064,7 +2548,7 @@
         </w:tc>
         <w:tc>
           <w:tcPr>
-            <w:tcW w:type="dxa" w:w="6840"/>
+            <w:tcW w:type="dxa" w:w="5976"/>
             <w:shd w:val="clear" w:color="auto" w:fill="E8F7EE"/>
           </w:tcPr>
           <w:p>
@@ -2076,6 +2560,26 @@
                 <w:sz w:val="19"/>
               </w:rPr>
               <w:t>Practical Performance (PP) — 4 hands-on Paperclip tasks, 1 hour, open book</w:t>
+            </w:r>
+          </w:p>
+        </w:tc>
+        <w:tc>
+          <w:tcPr>
+            <w:tcW w:type="dxa" w:w="1152"/>
+            <w:shd w:val="clear" w:color="auto" w:fill="E8F7EE"/>
+          </w:tcPr>
+          <w:p>
+            <w:pPr>
+              <w:jc w:val="center"/>
+            </w:pPr>
+            <w:r/>
+            <w:r>
+              <w:rPr>
+                <w:rFonts w:ascii="Arial" w:hAnsi="Arial"/>
+                <w:b w:val="0"/>
+                <w:sz w:val="19"/>
+              </w:rPr>
+              <w:t>94-104</w:t>
             </w:r>
           </w:p>
         </w:tc>

--- a/courseware/LP-Manage AI Agents with Paperclip (TGS-2023036646).docx
+++ b/courseware/LP-Manage AI Agents with Paperclip (TGS-2023036646).docx
@@ -1110,7 +1110,7 @@
                 <w:b w:val="0"/>
                 <w:sz w:val="19"/>
               </w:rPr>
-              <w:t>31-37</w:t>
+              <w:t>31-45</w:t>
             </w:r>
           </w:p>
         </w:tc>
@@ -1251,7 +1251,7 @@
                 <w:b w:val="0"/>
                 <w:sz w:val="19"/>
               </w:rPr>
-              <w:t>38-42</w:t>
+              <w:t>46-50</w:t>
             </w:r>
           </w:p>
         </w:tc>
@@ -1396,7 +1396,7 @@
                 <w:b w:val="0"/>
                 <w:sz w:val="19"/>
               </w:rPr>
-              <w:t>43-50</w:t>
+              <w:t>51-70</w:t>
             </w:r>
           </w:p>
         </w:tc>
@@ -1537,7 +1537,7 @@
                 <w:b w:val="0"/>
                 <w:sz w:val="19"/>
               </w:rPr>
-              <w:t>51-59</w:t>
+              <w:t>71-79</w:t>
             </w:r>
           </w:p>
         </w:tc>
@@ -1860,7 +1860,7 @@
                 <w:b w:val="0"/>
                 <w:sz w:val="19"/>
               </w:rPr>
-              <w:t>60-68</w:t>
+              <w:t>80-100</w:t>
             </w:r>
           </w:p>
         </w:tc>
@@ -2001,7 +2001,7 @@
                 <w:b w:val="0"/>
                 <w:sz w:val="19"/>
               </w:rPr>
-              <w:t>69-77</w:t>
+              <w:t>101-109</w:t>
             </w:r>
           </w:p>
         </w:tc>
@@ -2146,7 +2146,7 @@
                 <w:b w:val="0"/>
                 <w:sz w:val="19"/>
               </w:rPr>
-              <w:t>78-88</w:t>
+              <w:t>110-135</w:t>
             </w:r>
           </w:p>
         </w:tc>
@@ -2287,7 +2287,7 @@
                 <w:b w:val="0"/>
                 <w:sz w:val="19"/>
               </w:rPr>
-              <w:t>89-93</w:t>
+              <w:t>136-140</w:t>
             </w:r>
           </w:p>
         </w:tc>
@@ -2360,7 +2360,7 @@
                 <w:b w:val="0"/>
                 <w:sz w:val="19"/>
               </w:rPr>
-              <w:t>94-104</w:t>
+              <w:t>141-151</w:t>
             </w:r>
           </w:p>
         </w:tc>
@@ -2433,7 +2433,7 @@
                 <w:b w:val="0"/>
                 <w:sz w:val="19"/>
               </w:rPr>
-              <w:t>94-104</w:t>
+              <w:t>141-151</w:t>
             </w:r>
           </w:p>
         </w:tc>
@@ -2506,7 +2506,7 @@
                 <w:b w:val="0"/>
                 <w:sz w:val="19"/>
               </w:rPr>
-              <w:t>94-104</w:t>
+              <w:t>141-151</w:t>
             </w:r>
           </w:p>
         </w:tc>
@@ -2579,7 +2579,7 @@
                 <w:b w:val="0"/>
                 <w:sz w:val="19"/>
               </w:rPr>
-              <w:t>94-104</w:t>
+              <w:t>141-151</w:t>
             </w:r>
           </w:p>
         </w:tc>
